--- a/documentation/meetings/Sprint_3_Meeting_Minutes.docx
+++ b/documentation/meetings/Sprint_3_Meeting_Minutes.docx
@@ -6842,12 +6842,6 @@
         <w:gridCol w:w="4535"/>
       </w:tblGrid>
       <w:tr>
-        <w:tblPrEx>
-          <w:tblCellMar>
-            <w:top w:w="0" w:type="dxa"/>
-            <w:bottom w:w="0" w:type="dxa"/>
-          </w:tblCellMar>
-        </w:tblPrEx>
         <w:trPr>
           <w:cantSplit/>
           <w:tblHeader/>
@@ -7029,12 +7023,6 @@
         </w:tc>
       </w:tr>
       <w:tr>
-        <w:tblPrEx>
-          <w:tblCellMar>
-            <w:top w:w="0" w:type="dxa"/>
-            <w:bottom w:w="0" w:type="dxa"/>
-          </w:tblCellMar>
-        </w:tblPrEx>
         <w:trPr>
           <w:cantSplit/>
         </w:trPr>
@@ -7215,12 +7203,6 @@
         </w:tc>
       </w:tr>
       <w:tr>
-        <w:tblPrEx>
-          <w:tblCellMar>
-            <w:top w:w="0" w:type="dxa"/>
-            <w:bottom w:w="0" w:type="dxa"/>
-          </w:tblCellMar>
-        </w:tblPrEx>
         <w:trPr>
           <w:cantSplit/>
         </w:trPr>
@@ -7381,12 +7363,6 @@
         </w:tc>
       </w:tr>
       <w:tr>
-        <w:tblPrEx>
-          <w:tblCellMar>
-            <w:top w:w="0" w:type="dxa"/>
-            <w:bottom w:w="0" w:type="dxa"/>
-          </w:tblCellMar>
-        </w:tblPrEx>
         <w:trPr>
           <w:cantSplit/>
         </w:trPr>
@@ -7547,12 +7523,6 @@
         </w:tc>
       </w:tr>
       <w:tr>
-        <w:tblPrEx>
-          <w:tblCellMar>
-            <w:top w:w="0" w:type="dxa"/>
-            <w:bottom w:w="0" w:type="dxa"/>
-          </w:tblCellMar>
-        </w:tblPrEx>
         <w:trPr>
           <w:cantSplit/>
         </w:trPr>
@@ -7733,12 +7703,6 @@
         </w:tc>
       </w:tr>
       <w:tr>
-        <w:tblPrEx>
-          <w:tblCellMar>
-            <w:top w:w="0" w:type="dxa"/>
-            <w:bottom w:w="0" w:type="dxa"/>
-          </w:tblCellMar>
-        </w:tblPrEx>
         <w:trPr>
           <w:cantSplit/>
         </w:trPr>
@@ -7899,12 +7863,6 @@
         </w:tc>
       </w:tr>
       <w:tr>
-        <w:tblPrEx>
-          <w:tblCellMar>
-            <w:top w:w="0" w:type="dxa"/>
-            <w:bottom w:w="0" w:type="dxa"/>
-          </w:tblCellMar>
-        </w:tblPrEx>
         <w:trPr>
           <w:cantSplit/>
         </w:trPr>
@@ -8065,12 +8023,6 @@
         </w:tc>
       </w:tr>
       <w:tr>
-        <w:tblPrEx>
-          <w:tblCellMar>
-            <w:top w:w="0" w:type="dxa"/>
-            <w:bottom w:w="0" w:type="dxa"/>
-          </w:tblCellMar>
-        </w:tblPrEx>
         <w:trPr>
           <w:cantSplit/>
         </w:trPr>
@@ -8242,12 +8194,6 @@
         </w:tc>
       </w:tr>
       <w:tr>
-        <w:tblPrEx>
-          <w:tblCellMar>
-            <w:top w:w="0" w:type="dxa"/>
-            <w:bottom w:w="0" w:type="dxa"/>
-          </w:tblCellMar>
-        </w:tblPrEx>
         <w:trPr>
           <w:cantSplit/>
         </w:trPr>
@@ -8408,12 +8354,6 @@
         </w:tc>
       </w:tr>
       <w:tr>
-        <w:tblPrEx>
-          <w:tblCellMar>
-            <w:top w:w="0" w:type="dxa"/>
-            <w:bottom w:w="0" w:type="dxa"/>
-          </w:tblCellMar>
-        </w:tblPrEx>
         <w:trPr>
           <w:cantSplit/>
         </w:trPr>
@@ -8572,7 +8512,6 @@
             <w:pPr>
               <w:spacing w:after="30"/>
             </w:pPr>
-            <w:proofErr w:type="gramStart"/>
             <w:r>
               <w:rPr>
                 <w:rFonts w:ascii="Calibri" w:eastAsia="Calibri" w:hAnsi="Calibri" w:cs="Calibri"/>
@@ -8580,28 +8519,12 @@
                 <w:sz w:val="18"/>
                 <w:szCs w:val="18"/>
               </w:rPr>
-              <w:t>Teal</w:t>
-            </w:r>
-            <w:proofErr w:type="gramEnd"/>
-            <w:r>
-              <w:rPr>
-                <w:rFonts w:ascii="Calibri" w:eastAsia="Calibri" w:hAnsi="Calibri" w:cs="Calibri"/>
-                <w:color w:val="3B2A1E"/>
-                <w:sz w:val="18"/>
-                <w:szCs w:val="18"/>
-              </w:rPr>
-              <w:t>: map circle, ranking bar, scatter points</w:t>
+              <w:t>Teal: map circle, ranking bar, scatter points</w:t>
             </w:r>
           </w:p>
         </w:tc>
       </w:tr>
       <w:tr>
-        <w:tblPrEx>
-          <w:tblCellMar>
-            <w:top w:w="0" w:type="dxa"/>
-            <w:bottom w:w="0" w:type="dxa"/>
-          </w:tblCellMar>
-        </w:tblPrEx>
         <w:trPr>
           <w:cantSplit/>
         </w:trPr>
@@ -9879,8 +9802,20 @@
           <w:szCs w:val="21"/>
           <w:lang w:bidi="si-LK"/>
         </w:rPr>
-        <w:t>(Refer to the UI_Design.docx</w:t>
+        <w:t xml:space="preserve">(Refer to the </w:t>
       </w:r>
+      <w:hyperlink r:id="rId8" w:history="1">
+        <w:r>
+          <w:rPr>
+            <w:rStyle w:val="Hyperlink"/>
+            <w:rFonts w:ascii="Iskoola Pota" w:hAnsi="Iskoola Pota" w:cs="Iskoola Pota"/>
+            <w:sz w:val="21"/>
+            <w:szCs w:val="21"/>
+            <w:lang w:bidi="si-LK"/>
+          </w:rPr>
+          <w:t>UI_Design.docx</w:t>
+        </w:r>
+      </w:hyperlink>
       <w:r>
         <w:rPr>
           <w:rFonts w:ascii="Iskoola Pota" w:hAnsi="Iskoola Pota" w:cs="Iskoola Pota" w:hint="cs"/>
@@ -10622,6 +10557,18 @@
       <w:szCs w:val="20"/>
     </w:rPr>
   </w:style>
+  <w:style w:type="character" w:styleId="UnresolvedMention">
+    <w:name w:val="Unresolved Mention"/>
+    <w:basedOn w:val="DefaultParagraphFont"/>
+    <w:uiPriority w:val="99"/>
+    <w:semiHidden/>
+    <w:unhideWhenUsed/>
+    <w:rsid w:val="00C44585"/>
+    <w:rPr>
+      <w:color w:val="605E5C"/>
+      <w:shd w:val="clear" w:color="auto" w:fill="E1DFDD"/>
+    </w:rPr>
+  </w:style>
 </w:styles>
 </file>
 

--- a/documentation/meetings/Sprint_3_Meeting_Minutes.docx
+++ b/documentation/meetings/Sprint_3_Meeting_Minutes.docx
@@ -821,59 +821,13 @@
             <w:vAlign w:val="center"/>
           </w:tcPr>
           <w:p>
-            <w:proofErr w:type="spellStart"/>
-            <w:r>
-              <w:rPr>
-                <w:rFonts w:ascii="Calibri" w:eastAsia="Calibri" w:hAnsi="Calibri" w:cs="Calibri"/>
-                <w:sz w:val="18"/>
-                <w:szCs w:val="18"/>
-              </w:rPr>
-              <w:t>Singappuli</w:t>
-            </w:r>
-            <w:proofErr w:type="spellEnd"/>
-            <w:r>
-              <w:rPr>
-                <w:rFonts w:ascii="Calibri" w:eastAsia="Calibri" w:hAnsi="Calibri" w:cs="Calibri"/>
-                <w:sz w:val="18"/>
-                <w:szCs w:val="18"/>
-              </w:rPr>
-              <w:t xml:space="preserve"> Arachchige </w:t>
-            </w:r>
-            <w:proofErr w:type="spellStart"/>
-            <w:r>
-              <w:rPr>
-                <w:rFonts w:ascii="Calibri" w:eastAsia="Calibri" w:hAnsi="Calibri" w:cs="Calibri"/>
-                <w:sz w:val="18"/>
-                <w:szCs w:val="18"/>
-              </w:rPr>
-              <w:t>Isuru</w:t>
-            </w:r>
-            <w:proofErr w:type="spellEnd"/>
-            <w:r>
-              <w:rPr>
-                <w:rFonts w:ascii="Calibri" w:eastAsia="Calibri" w:hAnsi="Calibri" w:cs="Calibri"/>
-                <w:sz w:val="18"/>
-                <w:szCs w:val="18"/>
-              </w:rPr>
-              <w:t xml:space="preserve"> </w:t>
-            </w:r>
-            <w:proofErr w:type="spellStart"/>
-            <w:r>
-              <w:rPr>
-                <w:rFonts w:ascii="Calibri" w:eastAsia="Calibri" w:hAnsi="Calibri" w:cs="Calibri"/>
-                <w:sz w:val="18"/>
-                <w:szCs w:val="18"/>
-              </w:rPr>
-              <w:t>Dayanga</w:t>
-            </w:r>
-            <w:proofErr w:type="spellEnd"/>
-            <w:r>
-              <w:rPr>
-                <w:rFonts w:ascii="Calibri" w:eastAsia="Calibri" w:hAnsi="Calibri" w:cs="Calibri"/>
-                <w:sz w:val="18"/>
-                <w:szCs w:val="18"/>
-              </w:rPr>
-              <w:t xml:space="preserve"> Samarakoon</w:t>
+            <w:r>
+              <w:rPr>
+                <w:rFonts w:ascii="Calibri" w:eastAsia="Calibri" w:hAnsi="Calibri" w:cs="Calibri"/>
+                <w:sz w:val="18"/>
+                <w:szCs w:val="18"/>
+              </w:rPr>
+              <w:t>Singappuli Arachchige Isuru Dayanga Samarakoon</w:t>
             </w:r>
           </w:p>
         </w:tc>
@@ -2512,25 +2466,7 @@
                 <w:sz w:val="18"/>
                 <w:szCs w:val="18"/>
               </w:rPr>
-              <w:t>Position = geography (</w:t>
-            </w:r>
-            <w:proofErr w:type="spellStart"/>
-            <w:r>
-              <w:rPr>
-                <w:rFonts w:ascii="Calibri" w:eastAsia="Calibri" w:hAnsi="Calibri" w:cs="Calibri"/>
-                <w:sz w:val="18"/>
-                <w:szCs w:val="18"/>
-              </w:rPr>
-              <w:t>lat</w:t>
-            </w:r>
-            <w:proofErr w:type="spellEnd"/>
-            <w:r>
-              <w:rPr>
-                <w:rFonts w:ascii="Calibri" w:eastAsia="Calibri" w:hAnsi="Calibri" w:cs="Calibri"/>
-                <w:sz w:val="18"/>
-                <w:szCs w:val="18"/>
-              </w:rPr>
-              <w:t>/long); bubble size = revenue. Size differences readable but not exaggerated.</w:t>
+              <w:t>Position = geography (lat/long); bubble size = revenue. Size differences readable but not exaggerated.</w:t>
             </w:r>
           </w:p>
         </w:tc>
@@ -3026,7 +2962,63 @@
                 <w:sz w:val="18"/>
                 <w:szCs w:val="18"/>
               </w:rPr>
-              <w:t>Fixed KPI band (revenue, transactions, units sold, per-transaction value) across the top; a shared filter bar (Store / Category / Month) with a Reset button beneath it; heat map and store map side by side, scatter plot full-width below.</w:t>
+              <w:t xml:space="preserve">Fixed KPI band (revenue, transactions, units sold, per-transaction value) across the top; a shared filter bar (Store / Category / Month) with a Reset button beneath it; heat map </w:t>
+            </w:r>
+            <w:r>
+              <w:rPr>
+                <w:rFonts w:ascii="Calibri" w:eastAsia="Calibri" w:hAnsi="Calibri" w:cs="Calibri"/>
+                <w:sz w:val="18"/>
+                <w:szCs w:val="18"/>
+              </w:rPr>
+              <w:t>,</w:t>
+            </w:r>
+            <w:r>
+              <w:rPr>
+                <w:rFonts w:ascii="Calibri" w:eastAsia="Calibri" w:hAnsi="Calibri" w:cs="Calibri"/>
+                <w:sz w:val="18"/>
+                <w:szCs w:val="18"/>
+              </w:rPr>
+              <w:t xml:space="preserve">store map side </w:t>
+            </w:r>
+            <w:r>
+              <w:rPr>
+                <w:rFonts w:ascii="Calibri" w:eastAsia="Calibri" w:hAnsi="Calibri" w:cs="Calibri"/>
+                <w:sz w:val="18"/>
+                <w:szCs w:val="18"/>
+              </w:rPr>
+              <w:t xml:space="preserve">and </w:t>
+            </w:r>
+            <w:r>
+              <w:rPr>
+                <w:rFonts w:ascii="Calibri" w:eastAsia="Calibri" w:hAnsi="Calibri" w:cs="Calibri"/>
+                <w:sz w:val="18"/>
+                <w:szCs w:val="18"/>
+              </w:rPr>
+              <w:t>scatter plot full-width below</w:t>
+            </w:r>
+            <w:r>
+              <w:rPr>
+                <w:rFonts w:ascii="Calibri" w:eastAsia="Calibri" w:hAnsi="Calibri" w:cs="Calibri"/>
+                <w:sz w:val="18"/>
+                <w:szCs w:val="18"/>
+              </w:rPr>
+              <w:t xml:space="preserve"> ,</w:t>
+            </w:r>
+            <w:r>
+              <w:rPr>
+                <w:rFonts w:ascii="Calibri" w:eastAsia="Calibri" w:hAnsi="Calibri" w:cs="Calibri"/>
+                <w:sz w:val="18"/>
+                <w:szCs w:val="18"/>
+              </w:rPr>
+              <w:t>stacked in that order.</w:t>
+            </w:r>
+            <w:r>
+              <w:rPr>
+                <w:rFonts w:ascii="Calibri" w:eastAsia="Calibri" w:hAnsi="Calibri" w:cs="Calibri"/>
+                <w:sz w:val="18"/>
+                <w:szCs w:val="18"/>
+              </w:rPr>
+              <w:t>.</w:t>
             </w:r>
           </w:p>
         </w:tc>
@@ -7121,27 +7113,7 @@
                 <w:sz w:val="18"/>
                 <w:szCs w:val="18"/>
               </w:rPr>
-              <w:t>--</w:t>
-            </w:r>
-            <w:proofErr w:type="spellStart"/>
-            <w:r>
-              <w:rPr>
-                <w:rFonts w:ascii="Calibri" w:eastAsia="Calibri" w:hAnsi="Calibri" w:cs="Calibri"/>
-                <w:color w:val="3B2A1E"/>
-                <w:sz w:val="18"/>
-                <w:szCs w:val="18"/>
-              </w:rPr>
-              <w:t>bg</w:t>
-            </w:r>
-            <w:proofErr w:type="spellEnd"/>
-            <w:r>
-              <w:rPr>
-                <w:rFonts w:ascii="Calibri" w:eastAsia="Calibri" w:hAnsi="Calibri" w:cs="Calibri"/>
-                <w:color w:val="3B2A1E"/>
-                <w:sz w:val="18"/>
-                <w:szCs w:val="18"/>
-              </w:rPr>
-              <w:t>-light</w:t>
+              <w:t>--bg-light</w:t>
             </w:r>
           </w:p>
         </w:tc>
@@ -7621,27 +7593,7 @@
                 <w:sz w:val="18"/>
                 <w:szCs w:val="18"/>
               </w:rPr>
-              <w:t>--</w:t>
-            </w:r>
-            <w:proofErr w:type="spellStart"/>
-            <w:r>
-              <w:rPr>
-                <w:rFonts w:ascii="Calibri" w:eastAsia="Calibri" w:hAnsi="Calibri" w:cs="Calibri"/>
-                <w:color w:val="3B2A1E"/>
-                <w:sz w:val="18"/>
-                <w:szCs w:val="18"/>
-              </w:rPr>
-              <w:t>bg</w:t>
-            </w:r>
-            <w:proofErr w:type="spellEnd"/>
-            <w:r>
-              <w:rPr>
-                <w:rFonts w:ascii="Calibri" w:eastAsia="Calibri" w:hAnsi="Calibri" w:cs="Calibri"/>
-                <w:color w:val="3B2A1E"/>
-                <w:sz w:val="18"/>
-                <w:szCs w:val="18"/>
-              </w:rPr>
-              <w:t>-dark</w:t>
+              <w:t>--bg-dark</w:t>
             </w:r>
           </w:p>
         </w:tc>
@@ -8121,19 +8073,8 @@
                 <w:sz w:val="18"/>
                 <w:szCs w:val="18"/>
               </w:rPr>
-              <w:t>--store-</w:t>
-            </w:r>
-            <w:proofErr w:type="spellStart"/>
-            <w:r>
-              <w:rPr>
-                <w:rFonts w:ascii="Calibri" w:eastAsia="Calibri" w:hAnsi="Calibri" w:cs="Calibri"/>
-                <w:color w:val="3B2A1E"/>
-                <w:sz w:val="18"/>
-                <w:szCs w:val="18"/>
-              </w:rPr>
-              <w:t>hk</w:t>
-            </w:r>
-            <w:proofErr w:type="spellEnd"/>
+              <w:t>--store-hk</w:t>
+            </w:r>
           </w:p>
         </w:tc>
         <w:tc>
@@ -8452,19 +8393,8 @@
                 <w:sz w:val="18"/>
                 <w:szCs w:val="18"/>
               </w:rPr>
-              <w:t>--store-</w:t>
-            </w:r>
-            <w:proofErr w:type="spellStart"/>
-            <w:r>
-              <w:rPr>
-                <w:rFonts w:ascii="Calibri" w:eastAsia="Calibri" w:hAnsi="Calibri" w:cs="Calibri"/>
-                <w:color w:val="3B2A1E"/>
-                <w:sz w:val="18"/>
-                <w:szCs w:val="18"/>
-              </w:rPr>
-              <w:t>lm</w:t>
-            </w:r>
-            <w:proofErr w:type="spellEnd"/>
+              <w:t>--store-lm</w:t>
+            </w:r>
           </w:p>
         </w:tc>
         <w:tc>
@@ -10449,7 +10379,6 @@
   <w:style w:type="character" w:default="1" w:styleId="DefaultParagraphFont">
     <w:name w:val="Default Paragraph Font"/>
     <w:uiPriority w:val="1"/>
-    <w:semiHidden/>
     <w:unhideWhenUsed/>
   </w:style>
   <w:style w:type="table" w:default="1" w:styleId="TableNormal">

--- a/documentation/meetings/Sprint_3_Meeting_Minutes.docx
+++ b/documentation/meetings/Sprint_3_Meeting_Minutes.docx
@@ -821,13 +821,59 @@
             <w:vAlign w:val="center"/>
           </w:tcPr>
           <w:p>
-            <w:r>
-              <w:rPr>
-                <w:rFonts w:ascii="Calibri" w:eastAsia="Calibri" w:hAnsi="Calibri" w:cs="Calibri"/>
-                <w:sz w:val="18"/>
-                <w:szCs w:val="18"/>
-              </w:rPr>
-              <w:t>Singappuli Arachchige Isuru Dayanga Samarakoon</w:t>
+            <w:proofErr w:type="spellStart"/>
+            <w:r>
+              <w:rPr>
+                <w:rFonts w:ascii="Calibri" w:eastAsia="Calibri" w:hAnsi="Calibri" w:cs="Calibri"/>
+                <w:sz w:val="18"/>
+                <w:szCs w:val="18"/>
+              </w:rPr>
+              <w:t>Singappuli</w:t>
+            </w:r>
+            <w:proofErr w:type="spellEnd"/>
+            <w:r>
+              <w:rPr>
+                <w:rFonts w:ascii="Calibri" w:eastAsia="Calibri" w:hAnsi="Calibri" w:cs="Calibri"/>
+                <w:sz w:val="18"/>
+                <w:szCs w:val="18"/>
+              </w:rPr>
+              <w:t xml:space="preserve"> Arachchige </w:t>
+            </w:r>
+            <w:proofErr w:type="spellStart"/>
+            <w:r>
+              <w:rPr>
+                <w:rFonts w:ascii="Calibri" w:eastAsia="Calibri" w:hAnsi="Calibri" w:cs="Calibri"/>
+                <w:sz w:val="18"/>
+                <w:szCs w:val="18"/>
+              </w:rPr>
+              <w:t>Isuru</w:t>
+            </w:r>
+            <w:proofErr w:type="spellEnd"/>
+            <w:r>
+              <w:rPr>
+                <w:rFonts w:ascii="Calibri" w:eastAsia="Calibri" w:hAnsi="Calibri" w:cs="Calibri"/>
+                <w:sz w:val="18"/>
+                <w:szCs w:val="18"/>
+              </w:rPr>
+              <w:t xml:space="preserve"> </w:t>
+            </w:r>
+            <w:proofErr w:type="spellStart"/>
+            <w:r>
+              <w:rPr>
+                <w:rFonts w:ascii="Calibri" w:eastAsia="Calibri" w:hAnsi="Calibri" w:cs="Calibri"/>
+                <w:sz w:val="18"/>
+                <w:szCs w:val="18"/>
+              </w:rPr>
+              <w:t>Dayanga</w:t>
+            </w:r>
+            <w:proofErr w:type="spellEnd"/>
+            <w:r>
+              <w:rPr>
+                <w:rFonts w:ascii="Calibri" w:eastAsia="Calibri" w:hAnsi="Calibri" w:cs="Calibri"/>
+                <w:sz w:val="18"/>
+                <w:szCs w:val="18"/>
+              </w:rPr>
+              <w:t xml:space="preserve"> Samarakoon</w:t>
             </w:r>
           </w:p>
         </w:tc>
@@ -1147,13 +1193,23 @@
           <w:szCs w:val="21"/>
         </w:rPr>
       </w:pPr>
+      <w:proofErr w:type="gramStart"/>
       <w:r>
         <w:rPr>
           <w:rFonts w:ascii="Calibri" w:hAnsi="Calibri" w:cs="Calibri"/>
           <w:sz w:val="21"/>
           <w:szCs w:val="21"/>
         </w:rPr>
-        <w:t xml:space="preserve">Agreed the D3.js development approach: </w:t>
+        <w:t>Agreed</w:t>
+      </w:r>
+      <w:proofErr w:type="gramEnd"/>
+      <w:r>
+        <w:rPr>
+          <w:rFonts w:ascii="Calibri" w:hAnsi="Calibri" w:cs="Calibri"/>
+          <w:sz w:val="21"/>
+          <w:szCs w:val="21"/>
+        </w:rPr>
+        <w:t xml:space="preserve"> the D3.js development approach: </w:t>
       </w:r>
       <w:r>
         <w:rPr>
@@ -1193,7 +1249,25 @@
           <w:szCs w:val="21"/>
         </w:rPr>
         <w:lastRenderedPageBreak/>
-        <w:t>Noted that the overarching and three individual research questions remain unchanged from Meeting 01 and Meeting 02, and will not be revisited during Sprint 3.</w:t>
+        <w:t xml:space="preserve">Noted that the overarching and three individual research questions remain unchanged from Meeting 01 and Meeting </w:t>
+      </w:r>
+      <w:proofErr w:type="gramStart"/>
+      <w:r>
+        <w:rPr>
+          <w:rFonts w:ascii="Calibri" w:hAnsi="Calibri" w:cs="Calibri"/>
+          <w:sz w:val="21"/>
+          <w:szCs w:val="21"/>
+        </w:rPr>
+        <w:t>02, and</w:t>
+      </w:r>
+      <w:proofErr w:type="gramEnd"/>
+      <w:r>
+        <w:rPr>
+          <w:rFonts w:ascii="Calibri" w:hAnsi="Calibri" w:cs="Calibri"/>
+          <w:sz w:val="21"/>
+          <w:szCs w:val="21"/>
+        </w:rPr>
+        <w:t xml:space="preserve"> will not be revisited during Sprint 3.</w:t>
       </w:r>
     </w:p>
     <w:p>
@@ -2466,7 +2540,43 @@
                 <w:sz w:val="18"/>
                 <w:szCs w:val="18"/>
               </w:rPr>
-              <w:t>Position = geography (lat/long); bubble size = revenue. Size differences readable but not exaggerated.</w:t>
+              <w:t>Position = geography (</w:t>
+            </w:r>
+            <w:proofErr w:type="spellStart"/>
+            <w:r>
+              <w:rPr>
+                <w:rFonts w:ascii="Calibri" w:eastAsia="Calibri" w:hAnsi="Calibri" w:cs="Calibri"/>
+                <w:sz w:val="18"/>
+                <w:szCs w:val="18"/>
+              </w:rPr>
+              <w:t>lat</w:t>
+            </w:r>
+            <w:proofErr w:type="spellEnd"/>
+            <w:r>
+              <w:rPr>
+                <w:rFonts w:ascii="Calibri" w:eastAsia="Calibri" w:hAnsi="Calibri" w:cs="Calibri"/>
+                <w:sz w:val="18"/>
+                <w:szCs w:val="18"/>
+              </w:rPr>
+              <w:t xml:space="preserve">/long); bubble size = revenue. Size differences </w:t>
+            </w:r>
+            <w:proofErr w:type="gramStart"/>
+            <w:r>
+              <w:rPr>
+                <w:rFonts w:ascii="Calibri" w:eastAsia="Calibri" w:hAnsi="Calibri" w:cs="Calibri"/>
+                <w:sz w:val="18"/>
+                <w:szCs w:val="18"/>
+              </w:rPr>
+              <w:t>readable</w:t>
+            </w:r>
+            <w:proofErr w:type="gramEnd"/>
+            <w:r>
+              <w:rPr>
+                <w:rFonts w:ascii="Calibri" w:eastAsia="Calibri" w:hAnsi="Calibri" w:cs="Calibri"/>
+                <w:sz w:val="18"/>
+                <w:szCs w:val="18"/>
+              </w:rPr>
+              <w:t xml:space="preserve"> but not exaggerated.</w:t>
             </w:r>
           </w:p>
         </w:tc>
@@ -2962,7 +3072,16 @@
                 <w:sz w:val="18"/>
                 <w:szCs w:val="18"/>
               </w:rPr>
-              <w:t xml:space="preserve">Fixed KPI band (revenue, transactions, units sold, per-transaction value) across the top; a shared filter bar (Store / Category / Month) with a Reset button beneath it; heat map </w:t>
+              <w:t xml:space="preserve">Fixed KPI band (revenue, transactions, units sold, per-transaction value) across the top; a shared filter bar (Store / Category / Month) with a Reset button beneath it; heat </w:t>
+            </w:r>
+            <w:proofErr w:type="gramStart"/>
+            <w:r>
+              <w:rPr>
+                <w:rFonts w:ascii="Calibri" w:eastAsia="Calibri" w:hAnsi="Calibri" w:cs="Calibri"/>
+                <w:sz w:val="18"/>
+                <w:szCs w:val="18"/>
+              </w:rPr>
+              <w:t xml:space="preserve">map </w:t>
             </w:r>
             <w:r>
               <w:rPr>
@@ -2978,7 +3097,16 @@
                 <w:sz w:val="18"/>
                 <w:szCs w:val="18"/>
               </w:rPr>
-              <w:t xml:space="preserve">store map side </w:t>
+              <w:t>store</w:t>
+            </w:r>
+            <w:proofErr w:type="gramEnd"/>
+            <w:r>
+              <w:rPr>
+                <w:rFonts w:ascii="Calibri" w:eastAsia="Calibri" w:hAnsi="Calibri" w:cs="Calibri"/>
+                <w:sz w:val="18"/>
+                <w:szCs w:val="18"/>
+              </w:rPr>
+              <w:t xml:space="preserve"> map side </w:t>
             </w:r>
             <w:r>
               <w:rPr>
@@ -2994,7 +3122,16 @@
                 <w:sz w:val="18"/>
                 <w:szCs w:val="18"/>
               </w:rPr>
-              <w:t>scatter plot full-width below</w:t>
+              <w:t xml:space="preserve">scatter plot full-width </w:t>
+            </w:r>
+            <w:proofErr w:type="gramStart"/>
+            <w:r>
+              <w:rPr>
+                <w:rFonts w:ascii="Calibri" w:eastAsia="Calibri" w:hAnsi="Calibri" w:cs="Calibri"/>
+                <w:sz w:val="18"/>
+                <w:szCs w:val="18"/>
+              </w:rPr>
+              <w:t>below</w:t>
             </w:r>
             <w:r>
               <w:rPr>
@@ -3010,7 +3147,25 @@
                 <w:sz w:val="18"/>
                 <w:szCs w:val="18"/>
               </w:rPr>
-              <w:t>stacked in that order.</w:t>
+              <w:t>stacked</w:t>
+            </w:r>
+            <w:proofErr w:type="gramEnd"/>
+            <w:r>
+              <w:rPr>
+                <w:rFonts w:ascii="Calibri" w:eastAsia="Calibri" w:hAnsi="Calibri" w:cs="Calibri"/>
+                <w:sz w:val="18"/>
+                <w:szCs w:val="18"/>
+              </w:rPr>
+              <w:t xml:space="preserve"> in that </w:t>
+            </w:r>
+            <w:proofErr w:type="gramStart"/>
+            <w:r>
+              <w:rPr>
+                <w:rFonts w:ascii="Calibri" w:eastAsia="Calibri" w:hAnsi="Calibri" w:cs="Calibri"/>
+                <w:sz w:val="18"/>
+                <w:szCs w:val="18"/>
+              </w:rPr>
+              <w:t>order.</w:t>
             </w:r>
             <w:r>
               <w:rPr>
@@ -3020,6 +3175,7 @@
               </w:rPr>
               <w:t>.</w:t>
             </w:r>
+            <w:proofErr w:type="gramEnd"/>
           </w:p>
         </w:tc>
       </w:tr>
@@ -4697,7 +4853,25 @@
                 <w:sz w:val="18"/>
                 <w:szCs w:val="18"/>
               </w:rPr>
-              <w:t>Hover tooltip with daily units/revenue detail; drag-to-zoom box-select implemented</w:t>
+              <w:t xml:space="preserve">Hover tooltip with daily </w:t>
+            </w:r>
+            <w:proofErr w:type="gramStart"/>
+            <w:r>
+              <w:rPr>
+                <w:rFonts w:ascii="Calibri" w:eastAsia="Calibri" w:hAnsi="Calibri" w:cs="Calibri"/>
+                <w:sz w:val="18"/>
+                <w:szCs w:val="18"/>
+              </w:rPr>
+              <w:t>units</w:t>
+            </w:r>
+            <w:proofErr w:type="gramEnd"/>
+            <w:r>
+              <w:rPr>
+                <w:rFonts w:ascii="Calibri" w:eastAsia="Calibri" w:hAnsi="Calibri" w:cs="Calibri"/>
+                <w:sz w:val="18"/>
+                <w:szCs w:val="18"/>
+              </w:rPr>
+              <w:t>/revenue detail; drag-to-zoom box-select implemented</w:t>
             </w:r>
           </w:p>
         </w:tc>
@@ -5062,7 +5236,61 @@
           <w:sz w:val="21"/>
           <w:szCs w:val="21"/>
         </w:rPr>
-        <w:t>Chart ownership unchanged: Chart 1 (Temporal Heat Map) — Samarakoon; Chart 2 (Store Location Map) — Ilamperuma; Chart 3 (Scatter Plot) — De Silva.</w:t>
+        <w:t xml:space="preserve">Chart ownership unchanged: Chart 1 (Temporal Heat </w:t>
+      </w:r>
+      <w:proofErr w:type="gramStart"/>
+      <w:r>
+        <w:rPr>
+          <w:rFonts w:ascii="Calibri" w:hAnsi="Calibri" w:cs="Calibri"/>
+          <w:sz w:val="21"/>
+          <w:szCs w:val="21"/>
+        </w:rPr>
+        <w:t>Map) —</w:t>
+      </w:r>
+      <w:proofErr w:type="gramEnd"/>
+      <w:r>
+        <w:rPr>
+          <w:rFonts w:ascii="Calibri" w:hAnsi="Calibri" w:cs="Calibri"/>
+          <w:sz w:val="21"/>
+          <w:szCs w:val="21"/>
+        </w:rPr>
+        <w:t xml:space="preserve"> Samarakoon; Chart 2 (Store Location </w:t>
+      </w:r>
+      <w:proofErr w:type="gramStart"/>
+      <w:r>
+        <w:rPr>
+          <w:rFonts w:ascii="Calibri" w:hAnsi="Calibri" w:cs="Calibri"/>
+          <w:sz w:val="21"/>
+          <w:szCs w:val="21"/>
+        </w:rPr>
+        <w:t>Map) —</w:t>
+      </w:r>
+      <w:proofErr w:type="gramEnd"/>
+      <w:r>
+        <w:rPr>
+          <w:rFonts w:ascii="Calibri" w:hAnsi="Calibri" w:cs="Calibri"/>
+          <w:sz w:val="21"/>
+          <w:szCs w:val="21"/>
+        </w:rPr>
+        <w:t xml:space="preserve"> Ilamperuma; Chart 3 (Scatter </w:t>
+      </w:r>
+      <w:proofErr w:type="gramStart"/>
+      <w:r>
+        <w:rPr>
+          <w:rFonts w:ascii="Calibri" w:hAnsi="Calibri" w:cs="Calibri"/>
+          <w:sz w:val="21"/>
+          <w:szCs w:val="21"/>
+        </w:rPr>
+        <w:t>Plot) —</w:t>
+      </w:r>
+      <w:proofErr w:type="gramEnd"/>
+      <w:r>
+        <w:rPr>
+          <w:rFonts w:ascii="Calibri" w:hAnsi="Calibri" w:cs="Calibri"/>
+          <w:sz w:val="21"/>
+          <w:szCs w:val="21"/>
+        </w:rPr>
+        <w:t xml:space="preserve"> De Silva.</w:t>
       </w:r>
     </w:p>
     <w:p>
@@ -6522,6 +6750,69 @@
     </w:p>
     <w:p>
       <w:pPr>
+        <w:pStyle w:val="Heading1"/>
+        <w:spacing w:before="300" w:after="150"/>
+      </w:pPr>
+      <w:r>
+        <w:rPr>
+          <w:noProof/>
+        </w:rPr>
+        <w:lastRenderedPageBreak/>
+        <w:drawing>
+          <wp:inline distT="0" distB="0" distL="0" distR="0" wp14:anchorId="748FD72B" wp14:editId="158A5B37">
+            <wp:extent cx="6521870" cy="4266565"/>
+            <wp:effectExtent l="0" t="0" r="0" b="635"/>
+            <wp:docPr id="434516073" name="Picture 3"/>
+            <wp:cNvGraphicFramePr>
+              <a:graphicFrameLocks xmlns:a="http://schemas.openxmlformats.org/drawingml/2006/main" noChangeAspect="1"/>
+            </wp:cNvGraphicFramePr>
+            <a:graphic xmlns:a="http://schemas.openxmlformats.org/drawingml/2006/main">
+              <a:graphicData uri="http://schemas.openxmlformats.org/drawingml/2006/picture">
+                <pic:pic xmlns:pic="http://schemas.openxmlformats.org/drawingml/2006/picture">
+                  <pic:nvPicPr>
+                    <pic:cNvPr id="0" name="Picture 2"/>
+                    <pic:cNvPicPr>
+                      <a:picLocks noChangeAspect="1" noChangeArrowheads="1"/>
+                    </pic:cNvPicPr>
+                  </pic:nvPicPr>
+                  <pic:blipFill>
+                    <a:blip r:embed="rId5">
+                      <a:extLst>
+                        <a:ext uri="{28A0092B-C50C-407E-A947-70E740481C1C}">
+                          <a14:useLocalDpi xmlns:a14="http://schemas.microsoft.com/office/drawing/2010/main" val="0"/>
+                        </a:ext>
+                      </a:extLst>
+                    </a:blip>
+                    <a:srcRect/>
+                    <a:stretch>
+                      <a:fillRect/>
+                    </a:stretch>
+                  </pic:blipFill>
+                  <pic:spPr bwMode="auto">
+                    <a:xfrm>
+                      <a:off x="0" y="0"/>
+                      <a:ext cx="6545590" cy="4282082"/>
+                    </a:xfrm>
+                    <a:prstGeom prst="rect">
+                      <a:avLst/>
+                    </a:prstGeom>
+                    <a:noFill/>
+                  </pic:spPr>
+                </pic:pic>
+              </a:graphicData>
+            </a:graphic>
+          </wp:inline>
+        </w:drawing>
+      </w:r>
+    </w:p>
+    <w:p>
+      <w:pPr>
+        <w:pStyle w:val="Heading1"/>
+        <w:spacing w:before="300" w:after="150"/>
+      </w:pPr>
+    </w:p>
+    <w:p>
+      <w:pPr>
         <w:spacing w:after="60"/>
       </w:pPr>
       <w:r>
@@ -6551,7 +6842,6 @@
         <w:rPr>
           <w:noProof/>
         </w:rPr>
-        <w:lastRenderedPageBreak/>
         <w:drawing>
           <wp:inline distT="0" distB="0" distL="0" distR="0" wp14:anchorId="5F8FCC5A" wp14:editId="2A9F778E">
             <wp:extent cx="5905500" cy="2200275"/>
@@ -6570,7 +6860,7 @@
                     </pic:cNvPicPr>
                   </pic:nvPicPr>
                   <pic:blipFill>
-                    <a:blip r:embed="rId5"/>
+                    <a:blip r:embed="rId6"/>
                     <a:srcRect/>
                     <a:stretch>
                       <a:fillRect/>
@@ -6612,6 +6902,7 @@
         <w:spacing w:after="120"/>
       </w:pPr>
       <w:r>
+        <w:lastRenderedPageBreak/>
         <w:t>Built as a bubble chart plotting each store by latitude/longitude, with bubble size mapped to revenue, alongside a ranked table (Hell's Kitchen $236,511 → Astoria $232,244 → Lower Manhattan $230,057) and the spread/units-per-transaction stats later carried into the final map's ranking panel.</w:t>
       </w:r>
     </w:p>
@@ -6641,7 +6932,7 @@
                     </pic:cNvPicPr>
                   </pic:nvPicPr>
                   <pic:blipFill>
-                    <a:blip r:embed="rId6"/>
+                    <a:blip r:embed="rId7"/>
                     <a:srcRect/>
                     <a:stretch>
                       <a:fillRect/>
@@ -6713,7 +7004,6 @@
         <w:rPr>
           <w:noProof/>
         </w:rPr>
-        <w:lastRenderedPageBreak/>
         <w:drawing>
           <wp:inline distT="0" distB="0" distL="0" distR="0" wp14:anchorId="2E1B7932" wp14:editId="1DF6C435">
             <wp:extent cx="4881424" cy="2314936"/>
@@ -6730,7 +7020,7 @@
                     <pic:cNvPicPr/>
                   </pic:nvPicPr>
                   <pic:blipFill>
-                    <a:blip r:embed="rId7"/>
+                    <a:blip r:embed="rId8"/>
                     <a:stretch>
                       <a:fillRect/>
                     </a:stretch>
@@ -7113,7 +7403,27 @@
                 <w:sz w:val="18"/>
                 <w:szCs w:val="18"/>
               </w:rPr>
-              <w:t>--bg-light</w:t>
+              <w:t>--</w:t>
+            </w:r>
+            <w:proofErr w:type="spellStart"/>
+            <w:r>
+              <w:rPr>
+                <w:rFonts w:ascii="Calibri" w:eastAsia="Calibri" w:hAnsi="Calibri" w:cs="Calibri"/>
+                <w:color w:val="3B2A1E"/>
+                <w:sz w:val="18"/>
+                <w:szCs w:val="18"/>
+              </w:rPr>
+              <w:t>bg</w:t>
+            </w:r>
+            <w:proofErr w:type="spellEnd"/>
+            <w:r>
+              <w:rPr>
+                <w:rFonts w:ascii="Calibri" w:eastAsia="Calibri" w:hAnsi="Calibri" w:cs="Calibri"/>
+                <w:color w:val="3B2A1E"/>
+                <w:sz w:val="18"/>
+                <w:szCs w:val="18"/>
+              </w:rPr>
+              <w:t>-light</w:t>
             </w:r>
           </w:p>
         </w:tc>
@@ -7369,6 +7679,7 @@
                 <w:sz w:val="18"/>
                 <w:szCs w:val="18"/>
               </w:rPr>
+              <w:lastRenderedPageBreak/>
               <w:t>Body text</w:t>
             </w:r>
           </w:p>
@@ -7593,7 +7904,27 @@
                 <w:sz w:val="18"/>
                 <w:szCs w:val="18"/>
               </w:rPr>
-              <w:t>--bg-dark</w:t>
+              <w:t>--</w:t>
+            </w:r>
+            <w:proofErr w:type="spellStart"/>
+            <w:r>
+              <w:rPr>
+                <w:rFonts w:ascii="Calibri" w:eastAsia="Calibri" w:hAnsi="Calibri" w:cs="Calibri"/>
+                <w:color w:val="3B2A1E"/>
+                <w:sz w:val="18"/>
+                <w:szCs w:val="18"/>
+              </w:rPr>
+              <w:t>bg</w:t>
+            </w:r>
+            <w:proofErr w:type="spellEnd"/>
+            <w:r>
+              <w:rPr>
+                <w:rFonts w:ascii="Calibri" w:eastAsia="Calibri" w:hAnsi="Calibri" w:cs="Calibri"/>
+                <w:color w:val="3B2A1E"/>
+                <w:sz w:val="18"/>
+                <w:szCs w:val="18"/>
+              </w:rPr>
+              <w:t>-dark</w:t>
             </w:r>
           </w:p>
         </w:tc>
@@ -8073,8 +8404,19 @@
                 <w:sz w:val="18"/>
                 <w:szCs w:val="18"/>
               </w:rPr>
-              <w:t>--store-hk</w:t>
-            </w:r>
+              <w:t>--store-</w:t>
+            </w:r>
+            <w:proofErr w:type="spellStart"/>
+            <w:r>
+              <w:rPr>
+                <w:rFonts w:ascii="Calibri" w:eastAsia="Calibri" w:hAnsi="Calibri" w:cs="Calibri"/>
+                <w:color w:val="3B2A1E"/>
+                <w:sz w:val="18"/>
+                <w:szCs w:val="18"/>
+              </w:rPr>
+              <w:t>hk</w:t>
+            </w:r>
+            <w:proofErr w:type="spellEnd"/>
           </w:p>
         </w:tc>
         <w:tc>
@@ -8393,8 +8735,19 @@
                 <w:sz w:val="18"/>
                 <w:szCs w:val="18"/>
               </w:rPr>
-              <w:t>--store-lm</w:t>
-            </w:r>
+              <w:t>--store-</w:t>
+            </w:r>
+            <w:proofErr w:type="spellStart"/>
+            <w:r>
+              <w:rPr>
+                <w:rFonts w:ascii="Calibri" w:eastAsia="Calibri" w:hAnsi="Calibri" w:cs="Calibri"/>
+                <w:color w:val="3B2A1E"/>
+                <w:sz w:val="18"/>
+                <w:szCs w:val="18"/>
+              </w:rPr>
+              <w:t>lm</w:t>
+            </w:r>
+            <w:proofErr w:type="spellEnd"/>
           </w:p>
         </w:tc>
         <w:tc>
@@ -8442,6 +8795,7 @@
             <w:pPr>
               <w:spacing w:after="30"/>
             </w:pPr>
+            <w:proofErr w:type="gramStart"/>
             <w:r>
               <w:rPr>
                 <w:rFonts w:ascii="Calibri" w:eastAsia="Calibri" w:hAnsi="Calibri" w:cs="Calibri"/>
@@ -8449,7 +8803,17 @@
                 <w:sz w:val="18"/>
                 <w:szCs w:val="18"/>
               </w:rPr>
-              <w:t>Teal: map circle, ranking bar, scatter points</w:t>
+              <w:t>Teal</w:t>
+            </w:r>
+            <w:proofErr w:type="gramEnd"/>
+            <w:r>
+              <w:rPr>
+                <w:rFonts w:ascii="Calibri" w:eastAsia="Calibri" w:hAnsi="Calibri" w:cs="Calibri"/>
+                <w:color w:val="3B2A1E"/>
+                <w:sz w:val="18"/>
+                <w:szCs w:val="18"/>
+              </w:rPr>
+              <w:t>: map circle, ranking bar, scatter points</w:t>
             </w:r>
           </w:p>
         </w:tc>
@@ -9503,7 +9867,6 @@
                 <w:sz w:val="18"/>
                 <w:szCs w:val="18"/>
               </w:rPr>
-              <w:lastRenderedPageBreak/>
               <w:t>Interaction consistency</w:t>
             </w:r>
           </w:p>
@@ -9734,7 +10097,7 @@
         </w:rPr>
         <w:t xml:space="preserve">(Refer to the </w:t>
       </w:r>
-      <w:hyperlink r:id="rId8" w:history="1">
+      <w:hyperlink r:id="rId9" w:history="1">
         <w:r>
           <w:rPr>
             <w:rStyle w:val="Hyperlink"/>
@@ -10379,6 +10742,7 @@
   <w:style w:type="character" w:default="1" w:styleId="DefaultParagraphFont">
     <w:name w:val="Default Paragraph Font"/>
     <w:uiPriority w:val="1"/>
+    <w:semiHidden/>
     <w:unhideWhenUsed/>
   </w:style>
   <w:style w:type="table" w:default="1" w:styleId="TableNormal">
